--- a/deliverables/VIDEO_7_Are_You_Growing_Or_Just_Being_Given_More_Work_FINAL/Recording_Run_of_Show.docx
+++ b/deliverables/VIDEO_7_Are_You_Growing_Or_Just_Being_Given_More_Work_FINAL/Recording_Run_of_Show.docx
@@ -106,7 +106,7 @@
         <w:rPr>
           <w:sz w:val="21"/>
         </w:rPr>
-        <w:t>MORE WORK is not GROWTH   (artwork uses the approved symbol form)</w:t>
+        <w:t>MORE WORK ≠ GROWTH</w:t>
       </w:r>
     </w:p>
     <w:p>

--- a/deliverables/VIDEO_7_Are_You_Growing_Or_Just_Being_Given_More_Work_FINAL/Recording_Run_of_Show.docx
+++ b/deliverables/VIDEO_7_Are_You_Growing_Or_Just_Being_Given_More_Work_FINAL/Recording_Run_of_Show.docx
@@ -62,13 +62,13 @@
           <w:color w:val="8A6D1E"/>
           <w:sz w:val="20"/>
         </w:rPr>
-        <w:t xml:space="preserve">Orientation  </w:t>
+        <w:t xml:space="preserve">Recording master  </w:t>
       </w:r>
       <w:r>
         <w:rPr>
           <w:sz w:val="21"/>
         </w:rPr>
-        <w:t>HORIZONTAL 16:9, camera-led teaching</w:t>
+        <w:t>V7_Recording_Master_LOCKED_2026-09-09.docx</w:t>
       </w:r>
     </w:p>
     <w:p>
@@ -81,13 +81,32 @@
           <w:color w:val="8A6D1E"/>
           <w:sz w:val="20"/>
         </w:rPr>
-        <w:t xml:space="preserve">Target runtime  </w:t>
+        <w:t xml:space="preserve">Locked  </w:t>
       </w:r>
       <w:r>
         <w:rPr>
           <w:sz w:val="21"/>
         </w:rPr>
-        <w:t>Approximately 11:30 to 12:30 finished. Do not pad to force runtime.</w:t>
+        <w:t>September 9, 2026</w:t>
+      </w:r>
+    </w:p>
+    <w:p>
+      <w:pPr>
+        <w:spacing w:after="80"/>
+      </w:pPr>
+      <w:r>
+        <w:rPr>
+          <w:b/>
+          <w:color w:val="8A6D1E"/>
+          <w:sz w:val="20"/>
+        </w:rPr>
+        <w:t xml:space="preserve">Orientation  </w:t>
+      </w:r>
+      <w:r>
+        <w:rPr>
+          <w:sz w:val="21"/>
+        </w:rPr>
+        <w:t>HORIZONTAL 16:9, camera-led teaching</w:t>
       </w:r>
     </w:p>
     <w:p>
@@ -119,13 +138,13 @@
           <w:color w:val="8A6D1E"/>
           <w:sz w:val="20"/>
         </w:rPr>
-        <w:t xml:space="preserve">Framework  </w:t>
+        <w:t xml:space="preserve">Opening identifier  </w:t>
       </w:r>
       <w:r>
         <w:rPr>
           <w:sz w:val="21"/>
         </w:rPr>
-        <w:t>CAR test: Complexity, Authority, Return</w:t>
+        <w:t>“Sometimes the reward for being dependable is not growth. It is more work.”</w:t>
       </w:r>
     </w:p>
     <w:p>
@@ -138,7 +157,26 @@
           <w:color w:val="8A6D1E"/>
           <w:sz w:val="20"/>
         </w:rPr>
-        <w:t xml:space="preserve">CTA  </w:t>
+        <w:t xml:space="preserve">Framework  </w:t>
+      </w:r>
+      <w:r>
+        <w:rPr>
+          <w:sz w:val="21"/>
+        </w:rPr>
+        <w:t>CAR: Complexity, Authority, Return</w:t>
+      </w:r>
+    </w:p>
+    <w:p>
+      <w:pPr>
+        <w:spacing w:after="80"/>
+      </w:pPr>
+      <w:r>
+        <w:rPr>
+          <w:b/>
+          <w:color w:val="8A6D1E"/>
+          <w:sz w:val="20"/>
+        </w:rPr>
+        <w:t xml:space="preserve">Resource  </w:t>
       </w:r>
       <w:r>
         <w:rPr>
@@ -176,6 +214,44 @@
           <w:color w:val="8A6D1E"/>
           <w:sz w:val="20"/>
         </w:rPr>
+        <w:t xml:space="preserve">Spoken words  </w:t>
+      </w:r>
+      <w:r>
+        <w:rPr>
+          <w:sz w:val="21"/>
+        </w:rPr>
+        <w:t>1209</w:t>
+      </w:r>
+    </w:p>
+    <w:p>
+      <w:pPr>
+        <w:spacing w:after="80"/>
+      </w:pPr>
+      <w:r>
+        <w:rPr>
+          <w:b/>
+          <w:color w:val="8A6D1E"/>
+          <w:sz w:val="20"/>
+        </w:rPr>
+        <w:t xml:space="preserve">Speech-only estimate  </w:t>
+      </w:r>
+      <w:r>
+        <w:rPr>
+          <w:sz w:val="21"/>
+        </w:rPr>
+        <w:t>8:20 to 9:18. Estimate, not a measurement.</w:t>
+      </w:r>
+    </w:p>
+    <w:p>
+      <w:pPr>
+        <w:spacing w:after="80"/>
+      </w:pPr>
+      <w:r>
+        <w:rPr>
+          <w:b/>
+          <w:color w:val="8A6D1E"/>
+          <w:sz w:val="20"/>
+        </w:rPr>
         <w:t xml:space="preserve">Export  </w:t>
       </w:r>
       <w:r>
@@ -201,7 +277,42 @@
           <w:color w:val="9B2C10"/>
           <w:sz w:val="21"/>
         </w:rPr>
-        <w:t>The v2.0 Recording Master is the spoken source of truth. Read from Video_7_Are_You_Growing_Or_Just_Being_Given_More_Work_Recording_Master_v2.0_FINAL.docx. Nothing in this run of show replaces a line of it.</w:t>
+        <w:t>The September 9 Recording Master is the spoken source of truth. Read from V7_Recording_Master_LOCKED_2026-09-09.docx. Nothing in this run of show replaces a line of it.</w:t>
+      </w:r>
+    </w:p>
+    <w:p>
+      <w:pPr>
+        <w:spacing w:before="0" w:after="200"/>
+      </w:pPr>
+      <w:r>
+        <w:rPr>
+          <w:b w:val="0"/>
+          <w:i w:val="0"/>
+          <w:color w:val="5A6B82"/>
+          <w:sz w:val="19"/>
+        </w:rPr>
+        <w:t>RUNTIME: ESTIMATE ONLY, NOT A MEASUREMENT</w:t>
+        <w:br/>
+        <w:br/>
+        <w:t>The figure below is arithmetic on the locked script's word count at 130 to 145</w:t>
+        <w:br/>
+        <w:t>words per minute, the band the September 9 roadmap itself uses. It is speech only. It excludes the scripted pauses, the holds</w:t>
+        <w:br/>
+        <w:t>on full-screen graphics, B-roll, and every edit decision.</w:t>
+        <w:br/>
+        <w:br/>
+        <w:t>It is NOT a timed read and it is NOT a finished runtime. The finished runtime</w:t>
+        <w:br/>
+        <w:t>does not exist until the export does.</w:t>
+        <w:br/>
+        <w:br/>
+        <w:t>The target printed on the source cover is not a verified finished length</w:t>
+        <w:br/>
+        <w:t>either. The September 9 scripts are shorter than the earlier drafts. Do not</w:t>
+        <w:br/>
+        <w:t>restore deleted material, pad the script, or slow the delivery to reach an</w:t>
+        <w:br/>
+        <w:t>older target.</w:t>
       </w:r>
     </w:p>
     <w:p>
@@ -269,7 +380,7 @@
           <w:i w:val="0"/>
           <w:sz w:val="21"/>
         </w:rPr>
-        <w:t>•  One product route only in this video: Capability Formation Field Kit.</w:t>
+        <w:t>•  One product route in this video: Capability Formation Field Kit.</w:t>
       </w:r>
     </w:p>
     <w:p>
@@ -329,7 +440,7 @@
           <w:color w:val="112345"/>
           <w:sz w:val="26"/>
         </w:rPr>
-        <w:t>SECTIONS, IN ORDER</w:t>
+        <w:t>SECTIONS, IN THE LOCKED ORDER</w:t>
       </w:r>
     </w:p>
     <w:p>
@@ -342,7 +453,7 @@
           <w:i w:val="0"/>
           <w:sz w:val="21"/>
         </w:rPr>
-        <w:t>•  Hook: sometimes the reward for being dependable is not growth.</w:t>
+        <w:t>•  HOOK   (13 spoken paragraphs)</w:t>
       </w:r>
     </w:p>
     <w:p>
@@ -355,7 +466,7 @@
           <w:i w:val="0"/>
           <w:sz w:val="21"/>
         </w:rPr>
-        <w:t>•  Why the pattern is hard to see from inside it.</w:t>
+        <w:t>•  WHY THIS IS HARD TO SEE   (5 spoken paragraphs)</w:t>
       </w:r>
     </w:p>
     <w:p>
@@ -368,7 +479,7 @@
           <w:i w:val="0"/>
           <w:sz w:val="21"/>
         </w:rPr>
-        <w:t>•  C: Complexity.</w:t>
+        <w:t>•  C: COMPLEXITY   (6 spoken paragraphs)</w:t>
       </w:r>
     </w:p>
     <w:p>
@@ -381,7 +492,7 @@
           <w:i w:val="0"/>
           <w:sz w:val="21"/>
         </w:rPr>
-        <w:t>•  A: Authority.</w:t>
+        <w:t>•  A: AUTHORITY   (7 spoken paragraphs)</w:t>
       </w:r>
     </w:p>
     <w:p>
@@ -394,7 +505,7 @@
           <w:i w:val="0"/>
           <w:sz w:val="21"/>
         </w:rPr>
-        <w:t>•  R: Return.</w:t>
+        <w:t>•  R: RETURN   (11 spoken paragraphs)</w:t>
       </w:r>
     </w:p>
     <w:p>
@@ -407,7 +518,7 @@
           <w:i w:val="0"/>
           <w:sz w:val="21"/>
         </w:rPr>
-        <w:t>•  Reading the pattern.</w:t>
+        <w:t>•  READ THE CAR PATTERN   (7 spoken paragraphs)</w:t>
       </w:r>
     </w:p>
     <w:p>
@@ -420,7 +531,7 @@
           <w:i w:val="0"/>
           <w:sz w:val="21"/>
         </w:rPr>
-        <w:t>•  The scope conversation, and the four questions.</w:t>
+        <w:t>•  THE SCOPE CONVERSATION   (11 spoken paragraphs)</w:t>
       </w:r>
     </w:p>
     <w:p>
@@ -433,7 +544,7 @@
           <w:i w:val="0"/>
           <w:sz w:val="21"/>
         </w:rPr>
-        <w:t>•  CTA.</w:t>
+        <w:t>•  CTA   (2 spoken paragraphs)</w:t>
       </w:r>
     </w:p>
     <w:p>
@@ -446,7 +557,7 @@
           <w:i w:val="0"/>
           <w:sz w:val="21"/>
         </w:rPr>
-        <w:t>•  Watch Next, then the closing line.</w:t>
+        <w:t>•  WATCH NEXT   (4 spoken paragraphs)</w:t>
       </w:r>
     </w:p>
     <w:p>
@@ -475,7 +586,7 @@
           <w:i w:val="0"/>
           <w:sz w:val="21"/>
         </w:rPr>
-        <w:t>•  Never imply that every additional responsibility is exploitation. The question is whether it has a boundary, a review point and a visible career return.</w:t>
+        <w:t>•  Never imply that all experience transfers. Some will not travel into the next context, and the scripts say so.</w:t>
       </w:r>
     </w:p>
     <w:p>
@@ -488,7 +599,7 @@
           <w:i w:val="0"/>
           <w:sz w:val="21"/>
         </w:rPr>
-        <w:t>•  Never imply that worthwhile growth is never tiring. Growth can be tiring and ordinary work still matters.</w:t>
+        <w:t>•  Never imply that a stronger explanation erases bias, age discrimination or a weak market.</w:t>
       </w:r>
     </w:p>
     <w:p>
@@ -501,7 +612,7 @@
           <w:i w:val="0"/>
           <w:sz w:val="21"/>
         </w:rPr>
-        <w:t>•  Never imply that every assignment must produce immediate promotion, pay or title change to be worthwhile.</w:t>
+        <w:t>•  Never imply that framing replaces a missing credential or domain knowledge.</w:t>
       </w:r>
     </w:p>
     <w:p>
@@ -514,7 +625,7 @@
           <w:i w:val="0"/>
           <w:sz w:val="21"/>
         </w:rPr>
-        <w:t>•  Accountability without authority is a design warning, not proof of bad intent by a manager or an employer. Keep that distinction audible.</w:t>
+        <w:t>•  Never imply that every career move compounds.</w:t>
       </w:r>
     </w:p>
     <w:p>
@@ -527,7 +638,7 @@
           <w:i w:val="0"/>
           <w:sz w:val="21"/>
         </w:rPr>
-        <w:t>•  Temporary extra load can be a responsible choice during a launch, a vacancy or a transition. Say so, and then say to give the season a boundary.</w:t>
+        <w:t>•  Never imply that a framework replaces decisions about health, safety, family, finances, benefits, immigration status or timing.</w:t>
       </w:r>
     </w:p>
     <w:p>
@@ -540,7 +651,7 @@
           <w:i w:val="0"/>
           <w:sz w:val="21"/>
         </w:rPr>
-        <w:t>•  Never imply that framing can erase bias, missing credentials or a weak labor market.</w:t>
+        <w:t>•  Do not invent personal case details. Every personal example is bounded in the master and must stay bounded.</w:t>
       </w:r>
     </w:p>
     <w:p>
@@ -553,7 +664,7 @@
           <w:i w:val="0"/>
           <w:sz w:val="21"/>
         </w:rPr>
-        <w:t>•  Keep the real-life clause in. Finances, family, health, safety, immigration, benefits, stability and timing can legitimately shape what somebody chooses.</w:t>
+        <w:t>•  Do not suggest keeping confidential, proprietary, customer, employee or employer-owned material. Evidence is your own account of your own work, and the permitted result.</w:t>
       </w:r>
     </w:p>
     <w:p>
@@ -566,7 +677,7 @@
           <w:i w:val="0"/>
           <w:sz w:val="21"/>
         </w:rPr>
-        <w:t>•  Personal proof stays bounded. Her scope has expanded beyond the original job description more than once. Do not infer an employer, an assignment, a timeline or a result.</w:t>
+        <w:t>•  Never imply that every extra responsibility is exploitation. The question is whether it has a boundary, a review point and a real return.</w:t>
       </w:r>
     </w:p>
     <w:p>
@@ -579,7 +690,33 @@
           <w:i w:val="0"/>
           <w:sz w:val="21"/>
         </w:rPr>
-        <w:t>•  Do not suggest keeping confidential, proprietary, customer, employee or employer-owned material.</w:t>
+        <w:t>•  Never imply that every worthwhile assignment must produce immediate promotion or pay. The script says some return more in one category than another.</w:t>
+      </w:r>
+    </w:p>
+    <w:p>
+      <w:pPr>
+        <w:spacing w:before="0" w:after="100"/>
+      </w:pPr>
+      <w:r>
+        <w:rPr>
+          <w:b w:val="0"/>
+          <w:i w:val="0"/>
+          <w:sz w:val="21"/>
+        </w:rPr>
+        <w:t>•  Accountability without authority is a design warning, not proof of bad intent by a manager or employer.</w:t>
+      </w:r>
+    </w:p>
+    <w:p>
+      <w:pPr>
+        <w:spacing w:before="0" w:after="100"/>
+      </w:pPr>
+      <w:r>
+        <w:rPr>
+          <w:b w:val="0"/>
+          <w:i w:val="0"/>
+          <w:sz w:val="21"/>
+        </w:rPr>
+        <w:t>•  Growth can be tiring, and temporary extra load can be a responsible choice during a launch, vacancy or transition.</w:t>
       </w:r>
     </w:p>
     <w:p>
@@ -627,20 +764,7 @@
           <w:i w:val="0"/>
           <w:sz w:val="21"/>
         </w:rPr>
-        <w:t>•  The one next step, with all three sentences.</w:t>
-      </w:r>
-    </w:p>
-    <w:p>
-      <w:pPr>
-        <w:spacing w:before="0" w:after="100"/>
-      </w:pPr>
-      <w:r>
-        <w:rPr>
-          <w:b w:val="0"/>
-          <w:i w:val="0"/>
-          <w:sz w:val="21"/>
-        </w:rPr>
-        <w:t>•  The full CTA naming the Capability Formation Field Kit.</w:t>
+        <w:t>•  The full spoken CTA.</w:t>
       </w:r>
     </w:p>
     <w:p>
@@ -666,7 +790,7 @@
           <w:i w:val="0"/>
           <w:sz w:val="21"/>
         </w:rPr>
-        <w:t>•  The closing line, which is the last thing in the video.</w:t>
+        <w:t>•  Every closing line, to the last word of the script.</w:t>
       </w:r>
     </w:p>
     <w:p>
@@ -679,7 +803,7 @@
           <w:i w:val="0"/>
           <w:sz w:val="21"/>
         </w:rPr>
-        <w:t>•  Three seconds of silence held on camera, then stop moving. Anything after the last word is dead footage and the editor has been told to cut it.</w:t>
+        <w:t>•  Three seconds of silence held on camera, then stop moving.</w:t>
       </w:r>
     </w:p>
     <w:p>
@@ -693,7 +817,21 @@
           <w:color w:val="112345"/>
           <w:sz w:val="24"/>
         </w:rPr>
-        <w:t>The closing line, exactly: More work can be part of growth. It is not proof of it.</w:t>
+        <w:t>The final spoken line, exactly: More work can be part of growth. It is not proof of it.</w:t>
+      </w:r>
+    </w:p>
+    <w:p>
+      <w:pPr>
+        <w:spacing w:before="0" w:after="160"/>
+      </w:pPr>
+      <w:r>
+        <w:rPr>
+          <w:b w:val="0"/>
+          <w:i w:val="0"/>
+          <w:color w:val="9B2C10"/>
+          <w:sz w:val="20"/>
+        </w:rPr>
+        <w:t>If any closing speech is missing from the recording, that is a real pickup. It cannot be invented, synthesized or restored in the edit.</w:t>
       </w:r>
     </w:p>
     <w:p>
@@ -728,116 +866,54 @@
           <w:color w:val="112345"/>
           <w:sz w:val="26"/>
         </w:rPr>
-        <w:t>VISUAL GRAMMAR</w:t>
+        <w:t>STANDING RIVERSIDE INSTRUCTIONS</w:t>
       </w:r>
     </w:p>
     <w:p>
       <w:pPr>
-        <w:spacing w:after="80"/>
-      </w:pPr>
-      <w:r>
-        <w:rPr>
-          <w:b/>
-          <w:color w:val="8A6D1E"/>
-          <w:sz w:val="20"/>
-        </w:rPr>
-        <w:t xml:space="preserve">SHORT SINGLE-LINE CALLOUT  </w:t>
-      </w:r>
-      <w:r>
-        <w:rPr>
-          <w:sz w:val="21"/>
-        </w:rPr>
-        <w:t>May appear over Temidayo on camera.</w:t>
-      </w:r>
-    </w:p>
-    <w:p>
-      <w:pPr>
-        <w:spacing w:after="80"/>
-      </w:pPr>
-      <w:r>
-        <w:rPr>
-          <w:b/>
-          <w:color w:val="8A6D1E"/>
-          <w:sz w:val="20"/>
-        </w:rPr>
-        <w:t xml:space="preserve">FRAMEWORK, COMPARISON, DECISION PATH, NUMBERED STRUCTURE, SUMMARY  </w:t>
-      </w:r>
-      <w:r>
-        <w:rPr>
-          <w:sz w:val="21"/>
-        </w:rPr>
-        <w:t>TRUE FULL-SCREEN motion graphic.</w:t>
-      </w:r>
-    </w:p>
-    <w:p>
-      <w:pPr>
-        <w:spacing w:after="80"/>
-      </w:pPr>
-      <w:r>
-        <w:rPr>
-          <w:b/>
-          <w:color w:val="8A6D1E"/>
-          <w:sz w:val="20"/>
-        </w:rPr>
-        <w:t xml:space="preserve">MEANINGFUL B-ROLL  </w:t>
-      </w:r>
-      <w:r>
-        <w:rPr>
-          <w:sz w:val="21"/>
-        </w:rPr>
-        <w:t>TRUE FULL-SCREEN visual break.</w:t>
-      </w:r>
-    </w:p>
-    <w:p>
-      <w:pPr>
-        <w:spacing w:after="80"/>
-      </w:pPr>
-      <w:r>
-        <w:rPr>
-          <w:b/>
-          <w:color w:val="8A6D1E"/>
-          <w:sz w:val="20"/>
-        </w:rPr>
-        <w:t xml:space="preserve">CTA  </w:t>
-      </w:r>
-      <w:r>
-        <w:rPr>
-          <w:sz w:val="21"/>
-        </w:rPr>
-        <w:t>TRUE FULL SCREEN.</w:t>
-      </w:r>
-    </w:p>
-    <w:p>
-      <w:pPr>
-        <w:spacing w:after="80"/>
-      </w:pPr>
-      <w:r>
-        <w:rPr>
-          <w:b/>
-          <w:color w:val="8A6D1E"/>
-          <w:sz w:val="20"/>
-        </w:rPr>
-        <w:t xml:space="preserve">WATCH NEXT  </w:t>
-      </w:r>
-      <w:r>
-        <w:rPr>
-          <w:sz w:val="21"/>
-        </w:rPr>
-        <w:t>TRUE FULL SCREEN, final visual, no return to camera after it.</w:t>
-      </w:r>
-    </w:p>
-    <w:p>
-      <w:pPr>
-        <w:spacing w:before="160" w:after="160"/>
+        <w:spacing w:before="0" w:after="160"/>
       </w:pPr>
       <w:r>
         <w:rPr>
           <w:b w:val="0"/>
           <w:i w:val="0"/>
           <w:color w:val="5A6B82"/>
-          <w:sz w:val="20"/>
+          <w:sz w:val="19"/>
         </w:rPr>
-        <w:t>TRUE FULL SCREEN means all of the following:</w:t>
+        <w:t>CAMERA-LED FORMAT</w:t>
+        <w:br/>
+        <w:br/>
+        <w:t>Use 16:9 and export at least 1920 x 1080.</w:t>
+        <w:br/>
+        <w:br/>
+        <w:t>Preserve meaning, thoughtful delivery and natural skin tone. Do not</w:t>
+        <w:br/>
+        <w:t>over-shorten the teaching. Do not apply a beauty-filter look. Restrained</w:t>
+        <w:br/>
+        <w:t>exposure, white balance, contrast, clarity, mild sharpening and mild noise</w:t>
+        <w:br/>
+        <w:t>reduction only.</w:t>
+      </w:r>
+    </w:p>
+    <w:p>
+      <w:pPr>
+        <w:spacing w:before="0" w:after="160"/>
+      </w:pPr>
+      <w:r>
+        <w:rPr>
+          <w:b w:val="0"/>
+          <w:i w:val="0"/>
+          <w:color w:val="5A6B82"/>
+          <w:sz w:val="19"/>
+        </w:rPr>
+        <w:t>TRUE FULL-SCREEN GRAPHICS</w:t>
+        <w:br/>
+        <w:br/>
+        <w:t>Hide the camera visually during every substantive framework, comparison,</w:t>
+        <w:br/>
+        <w:t>multi-point question, CTA and Watch Next scene. That means all of the</w:t>
+        <w:br/>
+        <w:t>following:</w:t>
         <w:br/>
         <w:br/>
         <w:t xml:space="preserve">  - the visual occupies the ENTIRE 16:9 canvas</w:t>
@@ -850,9 +926,15 @@
         <w:br/>
         <w:t xml:space="preserve">  - the visual is its own scene, not an overlay</w:t>
         <w:br/>
-        <w:t xml:space="preserve">  - her spoken audio continues underneath</w:t>
+        <w:t xml:space="preserve">  - her voice continues underneath</w:t>
         <w:br/>
         <w:t xml:space="preserve">  - then cut cleanly back to her</w:t>
+        <w:br/>
+        <w:br/>
+        <w:t>Substantive B-roll also fills the entire frame, on the same rule.</w:t>
+        <w:br/>
+        <w:br/>
+        <w:t>Short single-line callouts may sit over camera. Nothing else may.</w:t>
         <w:br/>
         <w:br/>
         <w:t>The instruction to give Co-Creator is not "make the graphic full screen." It is:</w:t>
@@ -860,26 +942,7 @@
         <w:br/>
         <w:t xml:space="preserve">  "HIDE / REMOVE THE CAMERA VISUALLY DURING THIS SCENE. The motion graphic or</w:t>
         <w:br/>
-        <w:t xml:space="preserve">   B-roll must be the only visual filling the entire 16:9 canvas."</w:t>
-        <w:br/>
-        <w:br/>
-        <w:t>This applies to substantive B-roll exactly as it applies to graphics.</w:t>
-      </w:r>
-    </w:p>
-    <w:p>
-      <w:pPr>
-        <w:spacing w:before="320" w:after="120"/>
-        <w:keepNext w:val="1"/>
-        <w:keepLines w:val="1"/>
-      </w:pPr>
-      <w:r>
-        <w:rPr>
-          <w:b/>
-          <w:i w:val="0"/>
-          <w:color w:val="112345"/>
-          <w:sz w:val="26"/>
-        </w:rPr>
-        <w:t>MOBILE LEGIBILITY</w:t>
+        <w:t xml:space="preserve">   B-roll must be the only visual filling the entire 16:9 canvas." </w:t>
       </w:r>
     </w:p>
     <w:p>
@@ -891,74 +954,33 @@
           <w:b w:val="0"/>
           <w:i w:val="0"/>
           <w:color w:val="5A6B82"/>
-          <w:sz w:val="20"/>
+          <w:sz w:val="19"/>
         </w:rPr>
-        <w:t>MOBILE LEGIBILITY IS A HARD REQUIREMENT</w:t>
+        <w:t>MOBILE CLARITY</w:t>
         <w:br/>
         <w:br/>
-        <w:t>Every substantive full-screen graphic has to be understood on a normal phone,</w:t>
+        <w:t>Use large, bold typography, short phrases, high contrast, and one dominant idea</w:t>
         <w:br/>
-        <w:t>held at arm's length, in about one to two seconds.</w:t>
+        <w:t>per reveal.</w:t>
         <w:br/>
         <w:br/>
-        <w:t>Use:</w:t>
+        <w:t>The main point should register quickly. But detailed comparisons need adequate</w:t>
         <w:br/>
-        <w:t xml:space="preserve">  - very large, bold typography</w:t>
+        <w:t>reading time. Do not force all the information into a one- or two-second</w:t>
         <w:br/>
-        <w:t xml:space="preserve">  - high contrast</w:t>
-        <w:br/>
-        <w:t xml:space="preserve">  - very short support copy</w:t>
-        <w:br/>
-        <w:t xml:space="preserve">  - one dominant idea per visual state</w:t>
-        <w:br/>
-        <w:t xml:space="preserve">  - sequential reveals</w:t>
+        <w:t>display, and do not shrink a comparison so that it fits a shorter hold.</w:t>
         <w:br/>
         <w:br/>
-        <w:t>Avoid:</w:t>
-        <w:br/>
-        <w:t xml:space="preserve">  - tiny labels</w:t>
-        <w:br/>
-        <w:t xml:space="preserve">  - dense grids and four-box layouts</w:t>
-        <w:br/>
-        <w:t xml:space="preserve">  - long paragraphs</w:t>
-        <w:br/>
-        <w:t xml:space="preserve">  - important text in a footer position</w:t>
-        <w:br/>
-        <w:t xml:space="preserve">  - several small boxes each holding a full sentence</w:t>
-        <w:br/>
-        <w:t xml:space="preserve">  - elegant desktop layouts that stop working at phone size</w:t>
+        <w:t>Do not rely on tiny labels or footer text.</w:t>
         <w:br/>
         <w:br/>
-        <w:t>Where a framework holds several ideas, reveal them one at a time rather than</w:t>
+        <w:t>Check actual normal-phone-size previews rather than declaring success from font</w:t>
         <w:br/>
-        <w:t>showing all of them small at once. Every reveal order below is written to that</w:t>
+        <w:t>size alone. The reference assets in this package were checked that way: each</w:t>
         <w:br/>
-        <w:t>rule.</w:t>
+        <w:t>frame was rendered at 1920 x 1080, downscaled to 390 points wide, and read at</w:t>
         <w:br/>
-        <w:br/>
-        <w:t>If something is elegant on desktop but hard to read on a phone, simplify it</w:t>
-        <w:br/>
-        <w:t>rather than shrinking it. Two frames beat one crowded frame. The reference</w:t>
-        <w:br/>
-        <w:t>assets in this package were checked by rendering them, downscaling to 390</w:t>
-        <w:br/>
-        <w:t>points wide, and reading them at that size.</w:t>
-      </w:r>
-    </w:p>
-    <w:p>
-      <w:pPr>
-        <w:spacing w:before="320" w:after="120"/>
-        <w:keepNext w:val="1"/>
-        <w:keepLines w:val="1"/>
-      </w:pPr>
-      <w:r>
-        <w:rPr>
-          <w:b/>
-          <w:i w:val="0"/>
-          <w:color w:val="112345"/>
-          <w:sz w:val="26"/>
-        </w:rPr>
-        <w:t>CAPTIONS</w:t>
+        <w:t>that size.</w:t>
       </w:r>
     </w:p>
     <w:p>
@@ -970,41 +992,33 @@
           <w:b w:val="0"/>
           <w:i w:val="0"/>
           <w:color w:val="5A6B82"/>
-          <w:sz w:val="20"/>
+          <w:sz w:val="19"/>
         </w:rPr>
-        <w:t>CAPTIONS</w:t>
+        <w:t>ZOOM-INS AND ZOOM-OUTS ON TEMIDAYO</w:t>
         <w:br/>
         <w:br/>
-        <w:t>Suppress, simplify, hide or reposition captions during:</w:t>
+        <w:t>Use gentle push-ins on important insights, tension points and reframes. Use</w:t>
         <w:br/>
-        <w:t xml:space="preserve">  - full-screen motion graphics</w:t>
+        <w:t>occasional pull-backs, or a return to the base composition, to reset the</w:t>
         <w:br/>
-        <w:t xml:space="preserve">  - substantive B-roll</w:t>
-        <w:br/>
-        <w:t xml:space="preserve">  - the CTA</w:t>
-        <w:br/>
-        <w:t xml:space="preserve">  - Watch Next</w:t>
+        <w:t>framing.</w:t>
         <w:br/>
         <w:br/>
-        <w:t>Captions must never compete with designed text. The words on the graphic are</w:t>
+        <w:t>Plan approximately 3 to 5 deliberate camera-emphasis beats across the ENTIRE</w:t>
         <w:br/>
-        <w:t>the message; a caption bar over them is a defect, not a preference.</w:t>
-      </w:r>
-    </w:p>
-    <w:p>
-      <w:pPr>
-        <w:spacing w:before="320" w:after="120"/>
-        <w:keepNext w:val="1"/>
-        <w:keepLines w:val="1"/>
-      </w:pPr>
-      <w:r>
-        <w:rPr>
-          <w:b/>
-          <w:i w:val="0"/>
-          <w:color w:val="112345"/>
-          <w:sz w:val="26"/>
-        </w:rPr>
-        <w:t>SUBSCRIBE CUE</w:t>
+        <w:t>long-form video. That is the whole budget. It is not three to five punch-ins</w:t>
+        <w:br/>
+        <w:t>plus a separate quota of zooms.</w:t>
+        <w:br/>
+        <w:br/>
+        <w:t>Keep the motion smooth, minimal and intentional. Preserve comfortable headroom</w:t>
+        <w:br/>
+        <w:t>and source image quality.</w:t>
+        <w:br/>
+        <w:br/>
+        <w:t>No aggressive zooms. No constant pulsing. No camera movement visible behind</w:t>
+        <w:br/>
+        <w:t>full-screen graphics.</w:t>
       </w:r>
     </w:p>
     <w:p>
@@ -1016,42 +1030,26 @@
           <w:b w:val="0"/>
           <w:i w:val="0"/>
           <w:color w:val="5A6B82"/>
-          <w:sz w:val="20"/>
+          <w:sz w:val="19"/>
         </w:rPr>
-        <w:t>SUBSCRIBE CUE</w:t>
+        <w:t>SOUND AND MUSIC</w:t>
         <w:br/>
         <w:br/>
-        <w:t>One restrained visual cue, and it is a visual only. It adds no spoken dialogue</w:t>
+        <w:t>Plan approximately 4 to 7 restrained sound accents in total across the whole</w:t>
         <w:br/>
-        <w:t>and the recording script is not modified for it.</w:t>
+        <w:t>video, INCLUDING the Subscribe cue. That is the whole budget. Do not allocate</w:t>
+        <w:br/>
+        <w:t>four to seven sounds to every section, and not one per caption or per cut.</w:t>
         <w:br/>
         <w:br/>
-        <w:t xml:space="preserve">  - place it after the CAR test has been named and Complexity has landed</w:t>
+        <w:t>Use them on selected entrances, transitions or payoffs. Keep the voice</w:t>
         <w:br/>
-        <w:t xml:space="preserve">  - about one second</w:t>
-        <w:br/>
-        <w:t xml:space="preserve">  - premium, small, and easy to miss if you are not looking for it</w:t>
-        <w:br/>
-        <w:t xml:space="preserve">  - a subtle fade, slide or gentle scale, with a quiet click or a soft pop</w:t>
+        <w:t>dominant, sound effects quieter than speech, and music subtle.</w:t>
         <w:br/>
         <w:br/>
-        <w:t>Never in the opening. Never a loud or cartoonish YouTube animation.</w:t>
-      </w:r>
-    </w:p>
-    <w:p>
-      <w:pPr>
-        <w:spacing w:before="320" w:after="120"/>
-        <w:keepNext w:val="1"/>
-        <w:keepLines w:val="1"/>
-      </w:pPr>
-      <w:r>
-        <w:rPr>
-          <w:b/>
-          <w:i w:val="0"/>
-          <w:color w:val="112345"/>
-          <w:sz w:val="26"/>
-        </w:rPr>
-        <w:t>SOUND</w:t>
+        <w:t>Never invent music-license information. Add a music credit only when the real</w:t>
+        <w:br/>
+        <w:t>track and license from the finished project are known.</w:t>
       </w:r>
     </w:p>
     <w:p>
@@ -1063,34 +1061,193 @@
           <w:b w:val="0"/>
           <w:i w:val="0"/>
           <w:color w:val="5A6B82"/>
-          <w:sz w:val="20"/>
+          <w:sz w:val="19"/>
         </w:rPr>
-        <w:t>SOUND DESIGN</w:t>
+        <w:t>MEANINGFUL B-ROLL</w:t>
         <w:br/>
         <w:br/>
-        <w:t>Four to seven restrained accents across the video. Not one per caption and not</w:t>
+        <w:t>Use approximately 2 to 4 meaningful full-screen moments where they are useful.</w:t>
         <w:br/>
-        <w:t>one per cut. Every accent sits clearly under Temidayo's voice.</w:t>
+        <w:t>This is a guide, not a quota. If a shot does not add meaning, use a motion</w:t>
+        <w:br/>
+        <w:t>graphic or stay on camera.</w:t>
         <w:br/>
         <w:br/>
-        <w:t>Reserve them for:</w:t>
+        <w:t>Avoid generic handshakes, fake boardrooms, meaningless typing, cliche resume</w:t>
         <w:br/>
-        <w:t xml:space="preserve">  - the hero framework entering</w:t>
+        <w:t>footage, AI-looking people, and invented private documents presented as</w:t>
         <w:br/>
-        <w:t xml:space="preserve">  - a major comparison</w:t>
-        <w:br/>
-        <w:t xml:space="preserve">  - a numbered reveal</w:t>
-        <w:br/>
-        <w:t xml:space="preserve">  - an important distinction</w:t>
-        <w:br/>
-        <w:t xml:space="preserve">  - the Subscribe cue</w:t>
-        <w:br/>
-        <w:t xml:space="preserve">  - the CTA entrance</w:t>
-        <w:br/>
-        <w:t xml:space="preserve">  - the Watch Next handoff</w:t>
+        <w:t>authentic.</w:t>
         <w:br/>
         <w:br/>
-        <w:t>Palette: soft whoosh, subtle click, gentle pop, restrained impact, clean sweep.</w:t>
+        <w:t>Where a designed illustration could be mistaken for a real document or event,</w:t>
+        <w:br/>
+        <w:t>label it as an illustration.</w:t>
+      </w:r>
+    </w:p>
+    <w:p>
+      <w:pPr>
+        <w:spacing w:before="0" w:after="160"/>
+      </w:pPr>
+      <w:r>
+        <w:rPr>
+          <w:b w:val="0"/>
+          <w:i w:val="0"/>
+          <w:color w:val="5A6B82"/>
+          <w:sz w:val="19"/>
+        </w:rPr>
+        <w:t>CAPTIONS AND SUBTITLE FILES</w:t>
+        <w:br/>
+        <w:br/>
+        <w:t>Suppress competing designed or burned-in captions during major graphics,</w:t>
+        <w:br/>
+        <w:t>substantive B-roll, the CTA and Watch Next. Captions must never compete with</w:t>
+        <w:br/>
+        <w:t>designed text.</w:t>
+        <w:br/>
+        <w:br/>
+        <w:t>A separately delivered subtitle transcript must still include the COMPLETE</w:t>
+        <w:br/>
+        <w:t>spoken content. Do not delete spoken words from the transcript merely because a</w:t>
+        <w:br/>
+        <w:t>graphic replaces the camera on screen.</w:t>
+      </w:r>
+    </w:p>
+    <w:p>
+      <w:pPr>
+        <w:spacing w:before="0" w:after="160"/>
+      </w:pPr>
+      <w:r>
+        <w:rPr>
+          <w:b w:val="0"/>
+          <w:i w:val="0"/>
+          <w:color w:val="5A6B82"/>
+          <w:sz w:val="19"/>
+        </w:rPr>
+        <w:t>ENDING</w:t>
+        <w:br/>
+        <w:br/>
+        <w:t>Preserve the complete recorded CTA, the Watch Next handoff and the final spoken</w:t>
+        <w:br/>
+        <w:t>line.</w:t>
+        <w:br/>
+        <w:br/>
+        <w:t>Watch Next is the final visual, with a clear area for the clickable video</w:t>
+        <w:br/>
+        <w:t>element. No camera return and no extra outro afterward.</w:t>
+        <w:br/>
+        <w:br/>
+        <w:t>Remove unused waiting footage, but preserve the intentional final-card hold and</w:t>
+        <w:br/>
+        <w:t>a natural one- to two-second music fade where appropriate. Do not blindly cut</w:t>
+        <w:br/>
+        <w:t>at the last word if that destroys the planned ending.</w:t>
+        <w:br/>
+        <w:br/>
+        <w:t>If required closing speech was not recorded, flag a real pickup. Do not invent</w:t>
+        <w:br/>
+        <w:t>or synthesize it.</w:t>
+      </w:r>
+    </w:p>
+    <w:p>
+      <w:pPr>
+        <w:spacing w:before="0" w:after="160"/>
+      </w:pPr>
+      <w:r>
+        <w:rPr>
+          <w:b w:val="0"/>
+          <w:i w:val="0"/>
+          <w:color w:val="5A6B82"/>
+          <w:sz w:val="19"/>
+        </w:rPr>
+        <w:t>TIMING FOLLOWS THE ACTUAL FOOTAGE</w:t>
+        <w:br/>
+        <w:br/>
+        <w:t>Actual footage controls edit timing. The approved script controls intended</w:t>
+        <w:br/>
+        <w:t>meaning.</w:t>
+        <w:br/>
+        <w:br/>
+        <w:t>If recorded speech differs materially from the master, flag the mismatch. Do</w:t>
+        <w:br/>
+        <w:t>not claim that unrecorded words can be restored.</w:t>
+        <w:br/>
+        <w:br/>
+        <w:t>Do not build YouTube chapters from the script. Build them from the finished</w:t>
+        <w:br/>
+        <w:t>export.</w:t>
+      </w:r>
+    </w:p>
+    <w:p>
+      <w:pPr>
+        <w:spacing w:before="0" w:after="160"/>
+      </w:pPr>
+      <w:r>
+        <w:rPr>
+          <w:b w:val="0"/>
+          <w:i w:val="0"/>
+          <w:color w:val="5A6B82"/>
+          <w:sz w:val="19"/>
+        </w:rPr>
+        <w:t>IF A CAPABILITY IS UNAVAILABLE</w:t>
+        <w:br/>
+        <w:br/>
+        <w:t>If any instruction here cannot be executed in Co-Creator as written, say which</w:t>
+        <w:br/>
+        <w:t>one and name the specific fallback or manual step. Do not report an instruction</w:t>
+        <w:br/>
+        <w:t>as applied when it was not.</w:t>
+        <w:br/>
+        <w:br/>
+        <w:t>Known fallbacks:</w:t>
+        <w:br/>
+        <w:t xml:space="preserve">  - If a reveal state cannot be animated separately, hold the built reference</w:t>
+        <w:br/>
+        <w:t xml:space="preserve">    frame longer rather than shrinking the type to fit a shorter hold.</w:t>
+        <w:br/>
+        <w:t xml:space="preserve">  - If the camera cannot be hidden for a scene, cut to the reference PNG full</w:t>
+        <w:br/>
+        <w:t xml:space="preserve">    frame for the hold rather than placing the graphic over the footage.</w:t>
+        <w:br/>
+        <w:t xml:space="preserve">  - If captions cannot be suppressed per scene, move them clear of the designed</w:t>
+        <w:br/>
+        <w:t xml:space="preserve">    text rather than letting them overlap it.</w:t>
+      </w:r>
+    </w:p>
+    <w:p>
+      <w:pPr>
+        <w:spacing w:before="0" w:after="160"/>
+      </w:pPr>
+      <w:r>
+        <w:rPr>
+          <w:b w:val="0"/>
+          <w:i w:val="0"/>
+          <w:color w:val="5A6B82"/>
+          <w:sz w:val="19"/>
+        </w:rPr>
+        <w:t>ONE VISUAL SUBSCRIBE CUE</w:t>
+        <w:br/>
+        <w:br/>
+        <w:t>Add one brief, readable visual Subscribe cue after Complexity, once meaningful value has been</w:t>
+        <w:br/>
+        <w:t>delivered.</w:t>
+        <w:br/>
+        <w:br/>
+        <w:t>This is a visual only. It is NOT new spoken dialogue and the recording script</w:t>
+        <w:br/>
+        <w:t>is not modified for it.</w:t>
+        <w:br/>
+        <w:br/>
+        <w:t xml:space="preserve">  - about one second</w:t>
+        <w:br/>
+        <w:t xml:space="preserve">  - premium, small and restrained</w:t>
+        <w:br/>
+        <w:t xml:space="preserve">  - a subtle fade, slide or gentle scale, with a quiet click or soft pop</w:t>
+        <w:br/>
+        <w:br/>
+        <w:t>Do not interrupt the speech. Do not cover important text. Do not create another</w:t>
+        <w:br/>
+        <w:t>closing CTA sequence. It counts inside the 4 to 7 sound budget.</w:t>
       </w:r>
     </w:p>
     <w:p>
@@ -1145,7 +1302,7 @@
           <w:i w:val="0"/>
           <w:sz w:val="21"/>
         </w:rPr>
-        <w:t>•  Build final YouTube chapters from the actual export, not these script sections.</w:t>
+        <w:t>•  Build final YouTube chapters from the actual export, not script section estimates.</w:t>
       </w:r>
     </w:p>
     <w:p>

--- a/deliverables/VIDEO_7_Are_You_Growing_Or_Just_Being_Given_More_Work_FINAL/Recording_Run_of_Show.docx
+++ b/deliverables/VIDEO_7_Are_You_Growing_Or_Just_Being_Given_More_Work_FINAL/Recording_Run_of_Show.docx
@@ -313,6 +313,15 @@
         <w:t>restore deleted material, pad the script, or slow the delivery to reach an</w:t>
         <w:br/>
         <w:t>older target.</w:t>
+        <w:br/>
+        <w:br/>
+        <w:t>A full-screen graphic or a B-roll shot running underneath continuing narration</w:t>
+        <w:br/>
+        <w:t>does not add separate runtime. It occupies time the speech already occupies.</w:t>
+        <w:br/>
+        <w:t>Only a deliberate silent hold adds length, and those are the scripted pauses</w:t>
+        <w:br/>
+        <w:t>and the closing hold, which are already accounted for.</w:t>
       </w:r>
     </w:p>
     <w:p>
@@ -931,6 +940,16 @@
         <w:t xml:space="preserve">  - then cut cleanly back to her</w:t>
         <w:br/>
         <w:br/>
+        <w:t>RETURN-TO-CAMERA EXCEPTION</w:t>
+        <w:br/>
+        <w:br/>
+        <w:t>Return to camera only where the scene map calls for it. This instruction never</w:t>
+        <w:br/>
+        <w:t>applies to Watch Next. Watch Next is the final visual, continues through the</w:t>
+        <w:br/>
+        <w:t>final spoken line and intentional closing hold, and has no camera return.</w:t>
+        <w:br/>
+        <w:br/>
         <w:t>Substantive B-roll also fills the entire frame, on the same rule.</w:t>
         <w:br/>
         <w:br/>
@@ -1045,6 +1064,23 @@
         <w:t>Use them on selected entrances, transitions or payoffs. Keep the voice</w:t>
         <w:br/>
         <w:t>dominant, sound effects quieter than speech, and music subtle.</w:t>
+        <w:br/>
+        <w:br/>
+        <w:t>SOUND CUES ARE SELECTIVE, NOT CUMULATIVE</w:t>
+        <w:br/>
+        <w:br/>
+        <w:t>Scene notes that suggest an accent per item, per question, per column, per step</w:t>
+        <w:br/>
+        <w:t>or per word are OPTIONAL SOUND CANDIDATES, not instructions to execute. Do not</w:t>
+        <w:br/>
+        <w:t>play every suggested scene-level accent automatically. Choose the few most</w:t>
+        <w:br/>
+        <w:t>meaningful moments across the whole video and leave the others silent.</w:t>
+        <w:br/>
+        <w:br/>
+        <w:t>Adding up the per-scene suggestions would exceed the budget on its own. The</w:t>
+        <w:br/>
+        <w:t>budget wins.</w:t>
         <w:br/>
         <w:br/>
         <w:t>Never invent music-license information. Add a music credit only when the real</w:t>
